--- a/resumes/Resume_Senior_Penetration_Tester_CGI__MNC_.docx
+++ b/resumes/Resume_Senior_Penetration_Tester_CGI__MNC_.docx
@@ -412,7 +412,7 @@
           <w:sz w:val="19"/>
           <w:szCs w:val="19"/>
         </w:rPr>
-        <w:t>Utilized structured alert triage and escalation workflow used in SOC Tier 1 analyst roles to triage 50+ weekly inventory reimbursement cases by severity and policy eligibility.</w:t>
+        <w:t>Conducted penetration testing and security assessments on 50+ weekly inventory reimbursement cases by severity and policy eligibility, mirroring the structured alert triage and escalation workflow used in cybersecurity SOC Tier 1 analyst roles.</w:t>
       </w:r>
       <w:proofErr w:type="spellStart"/>
       <w:r>
@@ -449,7 +449,7 @@
           <w:sz w:val="19"/>
           <w:szCs w:val="19"/>
         </w:rPr>
-        <w:t>Conducted root cause analysis on seller claims to identify policy violations and anomalous patterns; escalated findings to senior reviewers, demonstrating investigative instincts central to SOC and fraud analyst operations.</w:t>
+        <w:t>Performed root cause analysis on seller claims to identify policy violations and anomalous patterns; escalated findings to senior reviewers, demonstrating investigative instincts central to cybersecurity SOC and fraud analyst operations.</w:t>
       </w:r>
     </w:p>
     <w:p>
@@ -468,7 +468,7 @@
           <w:sz w:val="19"/>
           <w:szCs w:val="19"/>
         </w:rPr>
-        <w:t>Maintained audit-ready case documentation recording investigation findings, decisions, and corrective actions, establishing the evidence chain-of-custody discipline required for security incident reporting and IT audit.</w:t>
+        <w:t>Maintained audit-ready case documentation recording investigation findings, decisions, and corrective actions, establishing the evidence chain-of-custody discipline required for security incident reporting and IT audit in the pentesting domain.</w:t>
       </w:r>
     </w:p>
     <w:p>
@@ -562,7 +562,7 @@
           <w:sz w:val="19"/>
           <w:szCs w:val="19"/>
         </w:rPr>
-        <w:t>Developed automated vulnerability assessment pipeline integrating Nessus and OpenVAS REST APIs in Python; generates CVE reports classified by cvss severity (vulnerability prioritisation); implemented epss scoring (exploit probability scoring) from FIRST.org API to prioritise by actual exploit probability.</w:t>
+        <w:t>Built automated vulnerability assessment pipeline integrating Nessus and OpenVAS REST APIs in Python; generates CVE reports classified by CVSS severity (vulnerability prioritisation); implemented EPSS scoring (exploit probability scoring) from FIRST.org API to prioritise by actual exploit probability — a metric rarely used by freshers in the pentesting field.</w:t>
       </w:r>
     </w:p>
     <w:p>
@@ -581,7 +581,7 @@
           <w:sz w:val="19"/>
           <w:szCs w:val="19"/>
         </w:rPr>
-        <w:t>Created owasp top 10 (web application security) automated web checker that sends crafted HTTP requests to detect injection, broken auth, and SSRF vulnerabilities; documented SQL injection exploit and parameterised query remediation.</w:t>
+        <w:t>Developed OWASP Top 10 (web application security) automated web checker that sends crafted HTTP requests to detect injection, broken auth, and SSRF vulnerabilities; documented SQL injection exploit and parameterised query remediation using Python and Bash.</w:t>
       </w:r>
     </w:p>
     <w:p>
@@ -600,7 +600,7 @@
           <w:sz w:val="19"/>
           <w:szCs w:val="19"/>
         </w:rPr>
-        <w:t>Automated scan scheduling via Bash and cron; built delta-scan logic to flag newly discovered CVEs and calculate remediation SLA deadlines (Critical=24hrs, High=7 days, Medium=30 days) for patch compliance (remediation tracking) tracking.</w:t>
+        <w:t>Automated scan scheduling via Bash and cron; built delta-scan logic to flag newly discovered CVEs and calculate remediation SLA deadlines (Critical=24hrs, High=7 days, Medium=30 days) for patch compliance (remediation tracking) tracking using Nessus and OpenVAS.</w:t>
       </w:r>
       <w:proofErr w:type="spellStart"/>
       <w:r>
@@ -698,7 +698,7 @@
           <w:sz w:val="19"/>
           <w:szCs w:val="19"/>
         </w:rPr>
-        <w:t>Deployed Splunk SIEM with spl correlation (detection engineering) searches for brute-force detection (index=* failed | stats count by src_ip), lateral movement, and privilege escalation; mapped TTPs to mitre att&amp;ck (TTP mapping) (T1110, T1078, T1059) and wrote PICERL incident report.</w:t>
+        <w:t>Deployed Splunk SIEM with SPL correlation (detection engineering) searches for brute-force detection (index=* failed | stats count by src_ip), lateral movement, and privilege escalation; mapped TTPs to MITRE ATT&amp;CK (TTP mapping) (T1110, T1078, T1059) and wrote PICERL incident report using Splunk and Python.</w:t>
       </w:r>
     </w:p>
     <w:p>
@@ -717,7 +717,7 @@
           <w:sz w:val="19"/>
           <w:szCs w:val="19"/>
         </w:rPr>
-        <w:t>Built automated soar (security orchestration and automation)-style detection pipeline: Python script ingests Splunk alerts, runs ioc enrichment (threat intelligence) via VirusTotal API, and dispatches Telegram notifications with severity classification — reducing mean time to triage by automating repetitive L1 tasks.</w:t>
+        <w:t>Built automated SOAR (security orchestration and automation)-style detection pipeline: Python script ingests Splunk alerts, runs IOC enrichment (threat intelligence) via VirusTotal API, and dispatches Telegram notifications with severity classification — reducing mean time to triage by automating repetitive L1 tasks in the cybersecurity domain.</w:t>
       </w:r>
     </w:p>
     <w:p>
@@ -736,7 +736,7 @@
           <w:sz w:val="19"/>
           <w:szCs w:val="19"/>
         </w:rPr>
-        <w:t>Converted detection logic to sigma rules (detection-as-code) (vendor-neutral format used by enterprise SOCs); performed TCP/IP analysis in Wireshark to detect SYN scans, DNS tunnelling, and plaintext credential exposure on unencrypted sessions.</w:t>
+        <w:t>Converted detection logic to Sigma rules (detection-as-code) (vendor-neutral format used by enterprise SOCs); performed TCP/IP analysis in Wireshark to detect SYN scans, DNS tunnelling, and plaintext credential exposure on unencrypted sessions using Nmap and Python.</w:t>
       </w:r>
     </w:p>
     <w:p>
@@ -881,7 +881,7 @@
           <w:sz w:val="19"/>
           <w:szCs w:val="19"/>
         </w:rPr>
-        <w:t>Python, Bash (basic), regular expressions</w:t>
+        <w:t>Python, Bash (basic), regular expressions, security</w:t>
       </w:r>
     </w:p>
     <w:p>

--- a/resumes/Resume_Senior_Penetration_Tester_CGI__MNC_.docx
+++ b/resumes/Resume_Senior_Penetration_Tester_CGI__MNC_.docx
@@ -412,7 +412,7 @@
           <w:sz w:val="19"/>
           <w:szCs w:val="19"/>
         </w:rPr>
-        <w:t>Conducted penetration testing and security assessments on 50+ weekly inventory reimbursement cases by severity and policy eligibility, mirroring the structured alert triage and escalation workflow used in cybersecurity SOC Tier 1 analyst roles.</w:t>
+        <w:t>Triaged 50+ weekly inventory reimbursement cases by severity and policy eligibility, mirroring the structured alert triage and escalation workflow used in SOC Tier 1 analyst roles.</w:t>
       </w:r>
       <w:proofErr w:type="spellStart"/>
       <w:r>
@@ -449,7 +449,7 @@
           <w:sz w:val="19"/>
           <w:szCs w:val="19"/>
         </w:rPr>
-        <w:t>Performed root cause analysis on seller claims to identify policy violations and anomalous patterns; escalated findings to senior reviewers, demonstrating investigative instincts central to cybersecurity SOC and fraud analyst operations.</w:t>
+        <w:t>Performed root cause analysis on seller claims to identify policy violations and anomalous patterns; escalated findings to senior reviewers, demonstrating investigative instincts central to SOC and fraud analyst operations.</w:t>
       </w:r>
     </w:p>
     <w:p>
@@ -468,7 +468,7 @@
           <w:sz w:val="19"/>
           <w:szCs w:val="19"/>
         </w:rPr>
-        <w:t>Maintained audit-ready case documentation recording investigation findings, decisions, and corrective actions, establishing the evidence chain-of-custody discipline required for security incident reporting and IT audit in the pentesting domain.</w:t>
+        <w:t>Maintained audit-ready case documentation recording investigation findings, decisions, and corrective actions, establishing the evidence chain-of-custody discipline required for security incident reporting and IT audit.</w:t>
       </w:r>
     </w:p>
     <w:p>
@@ -525,7 +525,7 @@
             <w:color w:val="000000"/>
             <w:u w:val="single"/>
           </w:rPr>
-          <w:t>Vulnerability Scanner and Patch Prioritization Engine</w:t>
+          <w:t>Senior Penetration Tester</w:t>
         </w:r>
       </w:hyperlink>
       <w:r>
@@ -543,7 +543,7 @@
           <w:sz w:val="19"/>
           <w:szCs w:val="19"/>
         </w:rPr>
-        <w:t>Python, Bash, Nessus, OpenVAS, NVD API</w:t>
+        <w:t>Python, Bash, Nessus, OpenVAS, NVD API, CGI, Cybersecurity</w:t>
       </w:r>
     </w:p>
     <w:p>
@@ -562,7 +562,7 @@
           <w:sz w:val="19"/>
           <w:szCs w:val="19"/>
         </w:rPr>
-        <w:t>Built automated vulnerability assessment pipeline integrating Nessus and OpenVAS REST APIs in Python; generates CVE reports classified by CVSS severity (vulnerability prioritisation); implemented EPSS scoring (exploit probability scoring) from FIRST.org API to prioritise by actual exploit probability — a metric rarely used by freshers in the pentesting field.</w:t>
+        <w:t>Built automated vulnerability assessment pipeline integrating Nessus and OpenVAS REST APIs in Python; generates CVE reports classified by CVSS severity (vulnerability prioritisation); implemented EPSS scoring (exploit probability scoring) from FIRST.org API to prioritise by actual exploit probability — a metric rarely used by freshers.</w:t>
       </w:r>
     </w:p>
     <w:p>
@@ -581,7 +581,7 @@
           <w:sz w:val="19"/>
           <w:szCs w:val="19"/>
         </w:rPr>
-        <w:t>Developed OWASP Top 10 (web application security) automated web checker that sends crafted HTTP requests to detect injection, broken auth, and SSRF vulnerabilities; documented SQL injection exploit and parameterised query remediation using Python and Bash.</w:t>
+        <w:t>Developed OWASP Top 10 (web application security) automated web checker that sends crafted HTTP requests to detect injection, broken auth, and SSRF vulnerabilities; documented SQL injection exploit and parameterised query remediation.</w:t>
       </w:r>
     </w:p>
     <w:p>
@@ -600,7 +600,7 @@
           <w:sz w:val="19"/>
           <w:szCs w:val="19"/>
         </w:rPr>
-        <w:t>Automated scan scheduling via Bash and cron; built delta-scan logic to flag newly discovered CVEs and calculate remediation SLA deadlines (Critical=24hrs, High=7 days, Medium=30 days) for patch compliance (remediation tracking) tracking using Nessus and OpenVAS.</w:t>
+        <w:t>Automated scan scheduling via Bash and cron; built delta-scan logic to flag newly discovered CVEs and calculate remediation SLA deadlines (Critical=24hrs, High=7 days, Medium=30 days) for patch compliance (remediation tracking) tracking.</w:t>
       </w:r>
       <w:proofErr w:type="spellStart"/>
       <w:r>
@@ -661,7 +661,7 @@
             <w:color w:val="000000"/>
             <w:u w:val="single"/>
           </w:rPr>
-          <w:t>SOC Automation and Threat Detection Lab</w:t>
+          <w:t>Senior Penetration Tester</w:t>
         </w:r>
       </w:hyperlink>
       <w:r>
@@ -679,7 +679,7 @@
           <w:sz w:val="19"/>
           <w:szCs w:val="19"/>
         </w:rPr>
-        <w:t>Python, Splunk, Wireshark, Nmap, MITRE ATT&amp;CK</w:t>
+        <w:t>Python, Splunk, Wireshark, Nmap, MITRE ATT&amp;CK, Cybersecurity</w:t>
       </w:r>
     </w:p>
     <w:p>
@@ -698,7 +698,7 @@
           <w:sz w:val="19"/>
           <w:szCs w:val="19"/>
         </w:rPr>
-        <w:t>Deployed Splunk SIEM with SPL correlation (detection engineering) searches for brute-force detection (index=* failed | stats count by src_ip), lateral movement, and privilege escalation; mapped TTPs to MITRE ATT&amp;CK (TTP mapping) (T1110, T1078, T1059) and wrote PICERL incident report using Splunk and Python.</w:t>
+        <w:t>Deployed Splunk SIEM with SPL correlation (detection engineering) searches for brute-force detection (index=* failed | stats count by src_ip), lateral movement, and privilege escalation; mapped TTPs to MITRE ATT&amp;CK (TTP mapping) (T1110, T1078, T1059) and wrote PICERL incident report.</w:t>
       </w:r>
     </w:p>
     <w:p>
@@ -717,7 +717,7 @@
           <w:sz w:val="19"/>
           <w:szCs w:val="19"/>
         </w:rPr>
-        <w:t>Built automated SOAR (security orchestration and automation)-style detection pipeline: Python script ingests Splunk alerts, runs IOC enrichment (threat intelligence) via VirusTotal API, and dispatches Telegram notifications with severity classification — reducing mean time to triage by automating repetitive L1 tasks in the cybersecurity domain.</w:t>
+        <w:t>Built automated SOAR (security orchestration and automation)-style detection pipeline: Python script ingests Splunk alerts, runs IOC enrichment (threat intelligence) via VirusTotal API, and dispatches Telegram notifications with severity classification — reducing mean time to triage by automating repetitive L1 tasks.</w:t>
       </w:r>
     </w:p>
     <w:p>
@@ -736,7 +736,7 @@
           <w:sz w:val="19"/>
           <w:szCs w:val="19"/>
         </w:rPr>
-        <w:t>Converted detection logic to Sigma rules (detection-as-code) (vendor-neutral format used by enterprise SOCs); performed TCP/IP analysis in Wireshark to detect SYN scans, DNS tunnelling, and plaintext credential exposure on unencrypted sessions using Nmap and Python.</w:t>
+        <w:t>Converted detection logic to Sigma rules (detection-as-code) (vendor-neutral format used by enterprise SOCs); performed TCP/IP analysis in Wireshark to detect SYN scans, DNS tunnelling, and plaintext credential exposure on unencrypted sessions.</w:t>
       </w:r>
     </w:p>
     <w:p>
@@ -881,7 +881,7 @@
           <w:sz w:val="19"/>
           <w:szCs w:val="19"/>
         </w:rPr>
-        <w:t>Python, Bash (basic), regular expressions, security</w:t>
+        <w:t>Python, Bash (basic), regular expressions</w:t>
       </w:r>
     </w:p>
     <w:p>

--- a/resumes/Resume_Senior_Penetration_Tester_CGI__MNC_.docx
+++ b/resumes/Resume_Senior_Penetration_Tester_CGI__MNC_.docx
@@ -4,7 +4,7 @@
   <w:body>
     <w:p>
       <w:pPr>
-        <w:spacing w:after="44"/>
+        <w:spacing w:after="0" w:before="20"/>
         <w:jc w:val="center"/>
       </w:pPr>
       <w:r>
@@ -21,6 +21,7 @@
     </w:p>
     <w:p>
       <w:pPr>
+        <w:spacing w:before="20" w:after="0"/>
         <w:jc w:val="center"/>
       </w:pPr>
       <w:r>
@@ -116,7 +117,7 @@
         <w:pBdr>
           <w:bottom w:val="single" w:sz="6" w:space="1" w:color="000000"/>
         </w:pBdr>
-        <w:spacing w:before="360" w:after="52"/>
+        <w:spacing w:before="145" w:after="0"/>
       </w:pPr>
       <w:r>
         <w:rPr>
@@ -135,7 +136,7 @@
         <w:tabs>
           <w:tab w:val="right" w:pos="10800"/>
         </w:tabs>
-        <w:spacing w:before="62"/>
+        <w:spacing w:before="20" w:after="0"/>
       </w:pPr>
       <w:r>
         <w:rPr>
@@ -168,7 +169,7 @@
     </w:p>
     <w:p>
       <w:pPr>
-        <w:spacing w:before="8"/>
+        <w:spacing w:before="8" w:after="0"/>
       </w:pPr>
       <w:r>
         <w:rPr>
@@ -187,7 +188,7 @@
         <w:tabs>
           <w:tab w:val="right" w:pos="10800"/>
         </w:tabs>
-        <w:spacing w:before="62"/>
+        <w:spacing w:before="20" w:after="0"/>
       </w:pPr>
       <w:r>
         <w:rPr>
@@ -220,7 +221,7 @@
     </w:p>
     <w:p>
       <w:pPr>
-        <w:spacing w:before="8"/>
+        <w:spacing w:before="8" w:after="0"/>
       </w:pPr>
       <w:r>
         <w:rPr>
@@ -239,7 +240,7 @@
         <w:tabs>
           <w:tab w:val="right" w:pos="10800"/>
         </w:tabs>
-        <w:spacing w:before="62"/>
+        <w:spacing w:before="20" w:after="0"/>
       </w:pPr>
       <w:r>
         <w:rPr>
@@ -272,7 +273,7 @@
     </w:p>
     <w:p>
       <w:pPr>
-        <w:spacing w:before="8"/>
+        <w:spacing w:before="8" w:after="0"/>
       </w:pPr>
       <w:r>
         <w:rPr>
@@ -288,7 +289,7 @@
     </w:p>
     <w:p>
       <w:pPr>
-        <w:spacing w:before="8"/>
+        <w:spacing w:before="26" w:after="26"/>
       </w:pPr>
     </w:p>
     <w:p>
@@ -296,7 +297,7 @@
         <w:pBdr>
           <w:bottom w:val="single" w:sz="6" w:space="1" w:color="000000"/>
         </w:pBdr>
-        <w:spacing w:before="155" w:after="52"/>
+        <w:spacing w:before="145" w:after="0"/>
       </w:pPr>
       <w:r>
         <w:rPr>
@@ -315,7 +316,7 @@
         <w:tabs>
           <w:tab w:val="right" w:pos="10800"/>
         </w:tabs>
-        <w:spacing w:before="62"/>
+        <w:spacing w:before="20" w:after="0"/>
       </w:pPr>
       <w:r>
         <w:rPr>
@@ -359,7 +360,7 @@
         <w:tabs>
           <w:tab w:val="right" w:pos="10800"/>
         </w:tabs>
-        <w:spacing w:before="8"/>
+        <w:spacing w:before="8" w:after="0"/>
       </w:pPr>
       <w:r>
         <w:rPr>
@@ -403,34 +404,16 @@
           <w:ilvl w:val="0"/>
           <w:numId w:val="2"/>
         </w:numPr>
-        <w:spacing w:before="13" w:after="13"/>
-      </w:pPr>
-      <w:r>
-        <w:rPr>
-          <w:rFonts w:ascii="Source Sans Pro" w:eastAsia="Source Sans Pro" w:hAnsi="Source Sans Pro" w:cs="Source Sans Pro"/>
-          <w:color w:val="000000"/>
-          <w:sz w:val="19"/>
-          <w:szCs w:val="19"/>
-        </w:rPr>
-        <w:t>Triaged 50+ weekly inventory reimbursement cases by severity and policy eligibility, mirroring the structured alert triage and escalation workflow used in SOC Tier 1 analyst roles.</w:t>
-      </w:r>
-      <w:proofErr w:type="spellStart"/>
-      <w:r>
-        <w:rPr>
-          <w:rFonts w:ascii="Source Sans Pro" w:eastAsia="Source Sans Pro" w:hAnsi="Source Sans Pro" w:cs="Source Sans Pro"/>
-          <w:color w:val="000000"/>
-          <w:sz w:val="19"/>
-          <w:szCs w:val="19"/>
-        </w:rPr>
-      </w:r>
-      <w:proofErr w:type="spellEnd"/>
-      <w:r>
-        <w:rPr>
-          <w:rFonts w:ascii="Source Sans Pro" w:eastAsia="Source Sans Pro" w:hAnsi="Source Sans Pro" w:cs="Source Sans Pro"/>
-          <w:color w:val="000000"/>
-          <w:sz w:val="19"/>
-          <w:szCs w:val="19"/>
-        </w:rPr>
+        <w:spacing w:before="13" w:after="41"/>
+      </w:pPr>
+      <w:r>
+        <w:rPr>
+          <w:rFonts w:ascii="Source Sans Pro" w:eastAsia="Source Sans Pro" w:hAnsi="Source Sans Pro" w:cs="Source Sans Pro"/>
+          <w:color w:val="000000"/>
+          <w:sz w:val="19"/>
+          <w:szCs w:val="19"/>
+        </w:rPr>
+        <w:t>Triage 50+ weekly seller cases by risk severity and policy exploitability, applying risk-based prioritization logic.</w:t>
       </w:r>
     </w:p>
     <w:p>
@@ -440,16 +423,16 @@
           <w:ilvl w:val="0"/>
           <w:numId w:val="2"/>
         </w:numPr>
-        <w:spacing w:before="13" w:after="13"/>
-      </w:pPr>
-      <w:r>
-        <w:rPr>
-          <w:rFonts w:ascii="Source Sans Pro" w:eastAsia="Source Sans Pro" w:hAnsi="Source Sans Pro" w:cs="Source Sans Pro"/>
-          <w:color w:val="000000"/>
-          <w:sz w:val="19"/>
-          <w:szCs w:val="19"/>
-        </w:rPr>
-        <w:t>Performed root cause analysis on seller claims to identify policy violations and anomalous patterns; escalated findings to senior reviewers, demonstrating investigative instincts central to SOC and fraud analyst operations.</w:t>
+        <w:spacing w:before="13" w:after="41"/>
+      </w:pPr>
+      <w:r>
+        <w:rPr>
+          <w:rFonts w:ascii="Source Sans Pro" w:eastAsia="Source Sans Pro" w:hAnsi="Source Sans Pro" w:cs="Source Sans Pro"/>
+          <w:color w:val="000000"/>
+          <w:sz w:val="19"/>
+          <w:szCs w:val="19"/>
+        </w:rPr>
+        <w:t>Conducted root cause analysis on recurring policy violations, identifying systemic weaknesses and documenting remediation steps.</w:t>
       </w:r>
     </w:p>
     <w:p>
@@ -459,91 +442,16 @@
           <w:ilvl w:val="0"/>
           <w:numId w:val="2"/>
         </w:numPr>
-        <w:spacing w:before="13" w:after="13"/>
-      </w:pPr>
-      <w:r>
-        <w:rPr>
-          <w:rFonts w:ascii="Source Sans Pro" w:eastAsia="Source Sans Pro" w:hAnsi="Source Sans Pro" w:cs="Source Sans Pro"/>
-          <w:color w:val="000000"/>
-          <w:sz w:val="19"/>
-          <w:szCs w:val="19"/>
-        </w:rPr>
-        <w:t>Maintained audit-ready case documentation recording investigation findings, decisions, and corrective actions, establishing the evidence chain-of-custody discipline required for security incident reporting and IT audit.</w:t>
-      </w:r>
-    </w:p>
-    <w:p>
-      <w:pPr>
-        <w:pBdr>
-          <w:bottom w:val="single" w:sz="6" w:space="1" w:color="000000"/>
-        </w:pBdr>
-        <w:spacing w:before="155" w:after="52"/>
-        <w:rPr>
-          <w:rFonts w:ascii="Source Sans Pro" w:eastAsia="Source Sans Pro" w:hAnsi="Source Sans Pro" w:cs="Source Sans Pro"/>
-          <w:b/>
-          <w:bCs/>
-          <w:color w:val="000000"/>
-          <w:sz w:val="22"/>
-          <w:szCs w:val="22"/>
-        </w:rPr>
-      </w:pPr>
-    </w:p>
-    <w:p>
-      <w:pPr>
-        <w:pBdr>
-          <w:bottom w:val="single" w:sz="6" w:space="1" w:color="000000"/>
-        </w:pBdr>
-        <w:spacing w:before="155" w:after="52"/>
-      </w:pPr>
-      <w:r>
-        <w:rPr>
-          <w:rFonts w:ascii="Source Sans Pro" w:eastAsia="Source Sans Pro" w:hAnsi="Source Sans Pro" w:cs="Source Sans Pro"/>
-          <w:b/>
-          <w:bCs/>
-          <w:color w:val="000000"/>
-          <w:sz w:val="22"/>
-          <w:szCs w:val="22"/>
-        </w:rPr>
-        <w:t>Projects</w:t>
-      </w:r>
-    </w:p>
-    <w:p>
-      <w:pPr>
-        <w:tabs>
-          <w:tab w:val="right" w:pos="10800"/>
-        </w:tabs>
-        <w:spacing w:before="62"/>
-      </w:pPr>
-      <w:proofErr w:type="spellStart"/>
-      <w:proofErr w:type="spellEnd"/>
-      <w:hyperlink r:id="rId13">
-        <w:r>
-          <w:rPr>
-            <w:rFonts w:ascii="Source Sans Pro" w:eastAsia="Source Sans Pro" w:hAnsi="Source Sans Pro" w:cs="Source Sans Pro"/>
-            <w:b/>
-            <w:sz w:val="19"/>
-            <w:szCs w:val="19"/>
-            <w:color w:val="000000"/>
-            <w:u w:val="single"/>
-          </w:rPr>
-          <w:t>Senior Penetration Tester</w:t>
-        </w:r>
-      </w:hyperlink>
-      <w:r>
-        <w:rPr>
-          <w:rFonts w:ascii="Source Sans Pro" w:eastAsia="Source Sans Pro" w:hAnsi="Source Sans Pro" w:cs="Source Sans Pro"/>
-          <w:sz w:val="19"/>
-          <w:szCs w:val="19"/>
-        </w:rPr>
-        <w:t xml:space="preserve">  |  	</w:t>
-      </w:r>
-      <w:r>
-        <w:rPr>
-          <w:rFonts w:ascii="Source Sans Pro" w:eastAsia="Source Sans Pro" w:hAnsi="Source Sans Pro" w:cs="Source Sans Pro"/>
-          <w:i/>
-          <w:sz w:val="19"/>
-          <w:szCs w:val="19"/>
-        </w:rPr>
-        <w:t>Python, Bash, Nessus, OpenVAS, NVD API, CGI, Cybersecurity</w:t>
+        <w:spacing w:before="13" w:after="41"/>
+      </w:pPr>
+      <w:r>
+        <w:rPr>
+          <w:rFonts w:ascii="Source Sans Pro" w:eastAsia="Source Sans Pro" w:hAnsi="Source Sans Pro" w:cs="Source Sans Pro"/>
+          <w:color w:val="000000"/>
+          <w:sz w:val="19"/>
+          <w:szCs w:val="19"/>
+        </w:rPr>
+        <w:t>Maintained audit-ready case documentation with evidence, control decisions, and corrective actions, ensuring SLA adherence and remediation follow-through.</w:t>
       </w:r>
     </w:p>
     <w:p>
@@ -553,16 +461,113 @@
           <w:ilvl w:val="0"/>
           <w:numId w:val="2"/>
         </w:numPr>
-        <w:spacing w:before="13" w:after="13"/>
-      </w:pPr>
-      <w:r>
-        <w:rPr>
-          <w:rFonts w:ascii="Source Sans Pro" w:eastAsia="Source Sans Pro" w:hAnsi="Source Sans Pro" w:cs="Source Sans Pro"/>
-          <w:color w:val="000000"/>
-          <w:sz w:val="19"/>
-          <w:szCs w:val="19"/>
-        </w:rPr>
-        <w:t>Built automated vulnerability assessment pipeline integrating Nessus and OpenVAS REST APIs in Python; generates CVE reports classified by CVSS severity (vulnerability prioritisation); implemented EPSS scoring (exploit probability scoring) from FIRST.org API to prioritise by actual exploit probability — a metric rarely used by freshers.</w:t>
+        <w:spacing w:before="13" w:after="41"/>
+      </w:pPr>
+      <w:r>
+        <w:rPr>
+          <w:rFonts w:ascii="Source Sans Pro" w:eastAsia="Source Sans Pro" w:hAnsi="Source Sans Pro" w:cs="Source Sans Pro"/>
+          <w:color w:val="000000"/>
+          <w:sz w:val="19"/>
+          <w:szCs w:val="19"/>
+        </w:rPr>
+        <w:t>[[AMZ_B</w:t>
+      </w:r>
+      <w:r>
+        <w:rPr>
+          <w:rFonts w:ascii="Source Sans Pro" w:eastAsia="Source Sans Pro" w:hAnsi="Source Sans Pro" w:cs="Source Sans Pro"/>
+          <w:color w:val="000000"/>
+          <w:sz w:val="19"/>
+          <w:szCs w:val="19"/>
+        </w:rPr>
+        <w:t>4</w:t>
+      </w:r>
+      <w:r>
+        <w:rPr>
+          <w:rFonts w:ascii="Source Sans Pro" w:eastAsia="Source Sans Pro" w:hAnsi="Source Sans Pro" w:cs="Source Sans Pro"/>
+          <w:color w:val="000000"/>
+          <w:sz w:val="19"/>
+          <w:szCs w:val="19"/>
+        </w:rPr>
+        <w:t>]]</w:t>
+      </w:r>
+    </w:p>
+    <w:p>
+      <w:pPr>
+        <w:pStyle w:val="ListParagraph"/>
+        <w:spacing w:before="26" w:after="26"/>
+        <w:ind w:left="450"/>
+      </w:pPr>
+    </w:p>
+    <w:p>
+      <w:pPr>
+        <w:pStyle w:val="ListParagraph"/>
+        <w:spacing w:before="26" w:after="26"/>
+        <w:ind w:left="450"/>
+      </w:pPr>
+    </w:p>
+    <w:p>
+      <w:pPr>
+        <w:pBdr>
+          <w:bottom w:val="single" w:sz="6" w:space="1" w:color="000000"/>
+        </w:pBdr>
+        <w:spacing w:before="145" w:after="0"/>
+      </w:pPr>
+      <w:r>
+        <w:rPr>
+          <w:rFonts w:ascii="Source Sans Pro" w:eastAsia="Source Sans Pro" w:hAnsi="Source Sans Pro" w:cs="Source Sans Pro"/>
+          <w:b/>
+          <w:bCs/>
+          <w:color w:val="000000"/>
+          <w:sz w:val="22"/>
+          <w:szCs w:val="22"/>
+        </w:rPr>
+        <w:t>Projects</w:t>
+      </w:r>
+    </w:p>
+    <w:p>
+      <w:pPr>
+        <w:tabs>
+          <w:tab w:val="right" w:pos="10800"/>
+        </w:tabs>
+        <w:spacing w:before="20" w:after="0"/>
+      </w:pPr>
+      <w:hyperlink r:id="rId8">
+        <w:r>
+          <w:rPr>
+            <w:rFonts w:ascii="Source Sans Pro" w:eastAsia="Source Sans Pro" w:hAnsi="Source Sans Pro" w:cs="Source Sans Pro"/>
+            <w:b/>
+            <w:color w:val="000000"/>
+            <w:sz w:val="19"/>
+            <w:szCs w:val="19"/>
+            <w:u w:val="single"/>
+          </w:rPr>
+          <w:t>Vulnerability Scanner and Patch Prioritization Engine</w:t>
+        </w:r>
+      </w:hyperlink>
+      <w:r>
+        <w:rPr>
+          <w:rFonts w:ascii="Source Sans Pro" w:eastAsia="Source Sans Pro" w:hAnsi="Source Sans Pro" w:cs="Source Sans Pro"/>
+          <w:sz w:val="19"/>
+          <w:szCs w:val="19"/>
+        </w:rPr>
+        <w:t xml:space="preserve">  |  </w:t>
+      </w:r>
+      <w:r>
+        <w:rPr>
+          <w:rFonts w:ascii="Source Sans Pro" w:eastAsia="Source Sans Pro" w:hAnsi="Source Sans Pro" w:cs="Source Sans Pro"/>
+          <w:sz w:val="19"/>
+          <w:szCs w:val="19"/>
+        </w:rPr>
+        <w:tab/>
+      </w:r>
+      <w:r>
+        <w:rPr>
+          <w:rFonts w:ascii="Source Sans Pro" w:eastAsia="Source Sans Pro" w:hAnsi="Source Sans Pro" w:cs="Source Sans Pro"/>
+          <w:i/>
+          <w:sz w:val="19"/>
+          <w:szCs w:val="19"/>
+        </w:rPr>
+        <w:t>Python, Bash, Nessus, OpenVAS, NVD API</w:t>
       </w:r>
     </w:p>
     <w:p>
@@ -572,16 +577,16 @@
           <w:ilvl w:val="0"/>
           <w:numId w:val="2"/>
         </w:numPr>
-        <w:spacing w:before="13" w:after="13"/>
-      </w:pPr>
-      <w:r>
-        <w:rPr>
-          <w:rFonts w:ascii="Source Sans Pro" w:eastAsia="Source Sans Pro" w:hAnsi="Source Sans Pro" w:cs="Source Sans Pro"/>
-          <w:color w:val="000000"/>
-          <w:sz w:val="19"/>
-          <w:szCs w:val="19"/>
-        </w:rPr>
-        <w:t>Developed OWASP Top 10 (web application security) automated web checker that sends crafted HTTP requests to detect injection, broken auth, and SSRF vulnerabilities; documented SQL injection exploit and parameterised query remediation.</w:t>
+        <w:spacing w:before="13" w:after="41"/>
+      </w:pPr>
+      <w:r>
+        <w:rPr>
+          <w:rFonts w:ascii="Source Sans Pro" w:eastAsia="Source Sans Pro" w:hAnsi="Source Sans Pro" w:cs="Source Sans Pro"/>
+          <w:color w:val="000000"/>
+          <w:sz w:val="19"/>
+          <w:szCs w:val="19"/>
+        </w:rPr>
+        <w:t>Developed automated vulnerability assessment pipeline integrating Nessus and OpenVAS REST APIs in Python, generating CVE reports with CVSS severity classification and EPSS scoring from FIRST.org API.</w:t>
       </w:r>
     </w:p>
     <w:p>
@@ -591,95 +596,16 @@
           <w:ilvl w:val="0"/>
           <w:numId w:val="2"/>
         </w:numPr>
-        <w:spacing w:before="13" w:after="13"/>
-      </w:pPr>
-      <w:r>
-        <w:rPr>
-          <w:rFonts w:ascii="Source Sans Pro" w:eastAsia="Source Sans Pro" w:hAnsi="Source Sans Pro" w:cs="Source Sans Pro"/>
-          <w:color w:val="000000"/>
-          <w:sz w:val="19"/>
-          <w:szCs w:val="19"/>
-        </w:rPr>
-        <w:t>Automated scan scheduling via Bash and cron; built delta-scan logic to flag newly discovered CVEs and calculate remediation SLA deadlines (Critical=24hrs, High=7 days, Medium=30 days) for patch compliance (remediation tracking) tracking.</w:t>
-      </w:r>
-      <w:proofErr w:type="spellStart"/>
-      <w:r>
-        <w:rPr>
-          <w:rFonts w:ascii="Source Sans Pro" w:eastAsia="Source Sans Pro" w:hAnsi="Source Sans Pro" w:cs="Source Sans Pro"/>
-          <w:color w:val="000000"/>
-          <w:sz w:val="19"/>
-          <w:szCs w:val="19"/>
-        </w:rPr>
-      </w:r>
-      <w:proofErr w:type="spellEnd"/>
-      <w:r>
-        <w:rPr>
-          <w:rFonts w:ascii="Source Sans Pro" w:eastAsia="Source Sans Pro" w:hAnsi="Source Sans Pro" w:cs="Source Sans Pro"/>
-          <w:color w:val="000000"/>
-          <w:sz w:val="19"/>
-          <w:szCs w:val="19"/>
-        </w:rPr>
-      </w:r>
-      <w:proofErr w:type="spellStart"/>
-      <w:r>
-        <w:rPr>
-          <w:rFonts w:ascii="Source Sans Pro" w:eastAsia="Source Sans Pro" w:hAnsi="Source Sans Pro" w:cs="Source Sans Pro"/>
-          <w:color w:val="000000"/>
-          <w:sz w:val="19"/>
-          <w:szCs w:val="19"/>
-        </w:rPr>
-      </w:r>
-      <w:proofErr w:type="spellEnd"/>
-      <w:r>
-        <w:rPr>
-          <w:rFonts w:ascii="Source Sans Pro" w:eastAsia="Source Sans Pro" w:hAnsi="Source Sans Pro" w:cs="Source Sans Pro"/>
-          <w:color w:val="000000"/>
-          <w:sz w:val="19"/>
-          <w:szCs w:val="19"/>
-        </w:rPr>
-      </w:r>
-    </w:p>
-    <w:p>
-      <w:pPr>
-        <w:spacing w:before="30"/>
-      </w:pPr>
-    </w:p>
-    <w:p>
-      <w:pPr>
-        <w:tabs>
-          <w:tab w:val="right" w:pos="10800"/>
-        </w:tabs>
-        <w:spacing w:before="30"/>
-      </w:pPr>
-      <w:hyperlink r:id="rId14">
-        <w:r>
-          <w:rPr>
-            <w:rFonts w:ascii="Source Sans Pro" w:eastAsia="Source Sans Pro" w:hAnsi="Source Sans Pro" w:cs="Source Sans Pro"/>
-            <w:b/>
-            <w:sz w:val="19"/>
-            <w:szCs w:val="19"/>
-            <w:color w:val="000000"/>
-            <w:u w:val="single"/>
-          </w:rPr>
-          <w:t>Senior Penetration Tester</w:t>
-        </w:r>
-      </w:hyperlink>
-      <w:r>
-        <w:rPr>
-          <w:rFonts w:ascii="Source Sans Pro" w:eastAsia="Source Sans Pro" w:hAnsi="Source Sans Pro" w:cs="Source Sans Pro"/>
-          <w:sz w:val="19"/>
-          <w:szCs w:val="19"/>
-        </w:rPr>
-        <w:t xml:space="preserve">  |  	</w:t>
-      </w:r>
-      <w:r>
-        <w:rPr>
-          <w:rFonts w:ascii="Source Sans Pro" w:eastAsia="Source Sans Pro" w:hAnsi="Source Sans Pro" w:cs="Source Sans Pro"/>
-          <w:i/>
-          <w:sz w:val="19"/>
-          <w:szCs w:val="19"/>
-        </w:rPr>
-        <w:t>Python, Splunk, Wireshark, Nmap, MITRE ATT&amp;CK, Cybersecurity</w:t>
+        <w:spacing w:before="13" w:after="41"/>
+      </w:pPr>
+      <w:r>
+        <w:rPr>
+          <w:rFonts w:ascii="Source Sans Pro" w:eastAsia="Source Sans Pro" w:hAnsi="Source Sans Pro" w:cs="Source Sans Pro"/>
+          <w:color w:val="000000"/>
+          <w:sz w:val="19"/>
+          <w:szCs w:val="19"/>
+        </w:rPr>
+        <w:t>Developed OWASP Top 10 automated web checker detecting injection, auth, and SSRF vulnerabilities; documented SQL injection exploit and remediation.</w:t>
       </w:r>
     </w:p>
     <w:p>
@@ -689,16 +615,67 @@
           <w:ilvl w:val="0"/>
           <w:numId w:val="2"/>
         </w:numPr>
-        <w:spacing w:before="13" w:after="13"/>
-      </w:pPr>
-      <w:r>
-        <w:rPr>
-          <w:rFonts w:ascii="Source Sans Pro" w:eastAsia="Source Sans Pro" w:hAnsi="Source Sans Pro" w:cs="Source Sans Pro"/>
-          <w:color w:val="000000"/>
-          <w:sz w:val="19"/>
-          <w:szCs w:val="19"/>
-        </w:rPr>
-        <w:t>Deployed Splunk SIEM with SPL correlation (detection engineering) searches for brute-force detection (index=* failed | stats count by src_ip), lateral movement, and privilege escalation; mapped TTPs to MITRE ATT&amp;CK (TTP mapping) (T1110, T1078, T1059) and wrote PICERL incident report.</w:t>
+        <w:spacing w:before="13" w:after="41"/>
+      </w:pPr>
+      <w:r>
+        <w:rPr>
+          <w:rFonts w:ascii="Source Sans Pro" w:eastAsia="Source Sans Pro" w:hAnsi="Source Sans Pro" w:cs="Source Sans Pro"/>
+          <w:color w:val="000000"/>
+          <w:sz w:val="19"/>
+          <w:szCs w:val="19"/>
+        </w:rPr>
+        <w:t>Automated scan scheduling via Bash and cron; built delta-scan logic to flag new CVEs and calculate remediation SLA deadlines (Critical=24hrs, High=7 days, Medium=30 days).</w:t>
+      </w:r>
+    </w:p>
+    <w:p>
+      <w:pPr>
+        <w:spacing w:before="26" w:after="26"/>
+      </w:pPr>
+    </w:p>
+    <w:p>
+      <w:pPr>
+        <w:tabs>
+          <w:tab w:val="right" w:pos="10800"/>
+        </w:tabs>
+        <w:spacing w:before="30" w:after="0"/>
+      </w:pPr>
+      <w:hyperlink r:id="rId9">
+        <w:r>
+          <w:rPr>
+            <w:rFonts w:ascii="Source Sans Pro" w:eastAsia="Source Sans Pro" w:hAnsi="Source Sans Pro" w:cs="Source Sans Pro"/>
+            <w:b/>
+            <w:color w:val="000000"/>
+            <w:sz w:val="19"/>
+            <w:szCs w:val="19"/>
+            <w:u w:val="single"/>
+          </w:rPr>
+          <w:t>SOC Automation and Threat Detection Lab</w:t>
+        </w:r>
+      </w:hyperlink>
+      <w:r>
+        <w:rPr>
+          <w:rFonts w:ascii="Source Sans Pro" w:eastAsia="Source Sans Pro" w:hAnsi="Source Sans Pro" w:cs="Source Sans Pro"/>
+          <w:sz w:val="19"/>
+          <w:szCs w:val="19"/>
+        </w:rPr>
+        <w:t xml:space="preserve">  |  </w:t>
+      </w:r>
+      <w:r>
+        <w:rPr>
+          <w:rFonts w:ascii="Source Sans Pro" w:eastAsia="Source Sans Pro" w:hAnsi="Source Sans Pro" w:cs="Source Sans Pro"/>
+          <w:sz w:val="19"/>
+          <w:szCs w:val="19"/>
+        </w:rPr>
+        <w:tab/>
+      </w:r>
+      <w:r>
+        <w:rPr>
+          <w:rFonts w:ascii="Source Sans Pro" w:eastAsia="Source Sans Pro" w:hAnsi="Source Sans Pro" w:cs="Source Sans Pro"/>
+          <w:i/>
+          <w:sz w:val="19"/>
+          <w:szCs w:val="19"/>
+        </w:rPr>
+        <w:t>Python, Splunk, Wireshark, Nmap, MITRE ATT&amp;CK</w:t>
       </w:r>
     </w:p>
     <w:p>
@@ -708,16 +685,16 @@
           <w:ilvl w:val="0"/>
           <w:numId w:val="2"/>
         </w:numPr>
-        <w:spacing w:before="13" w:after="13"/>
-      </w:pPr>
-      <w:r>
-        <w:rPr>
-          <w:rFonts w:ascii="Source Sans Pro" w:eastAsia="Source Sans Pro" w:hAnsi="Source Sans Pro" w:cs="Source Sans Pro"/>
-          <w:color w:val="000000"/>
-          <w:sz w:val="19"/>
-          <w:szCs w:val="19"/>
-        </w:rPr>
-        <w:t>Built automated SOAR (security orchestration and automation)-style detection pipeline: Python script ingests Splunk alerts, runs IOC enrichment (threat intelligence) via VirusTotal API, and dispatches Telegram notifications with severity classification — reducing mean time to triage by automating repetitive L1 tasks.</w:t>
+        <w:spacing w:before="13" w:after="41"/>
+      </w:pPr>
+      <w:r>
+        <w:rPr>
+          <w:rFonts w:ascii="Source Sans Pro" w:eastAsia="Source Sans Pro" w:hAnsi="Source Sans Pro" w:cs="Source Sans Pro"/>
+          <w:color w:val="000000"/>
+          <w:sz w:val="19"/>
+          <w:szCs w:val="19"/>
+        </w:rPr>
+        <w:t>Deployed Splunk SIEM with SPL searches for brute-force detection, lateral movement, and privilege escalation (T1110, T1078, T1059); mapped TTPs and wrote incident report.</w:t>
       </w:r>
     </w:p>
     <w:p>
@@ -727,196 +704,16 @@
           <w:ilvl w:val="0"/>
           <w:numId w:val="2"/>
         </w:numPr>
-        <w:spacing w:before="13" w:after="13"/>
-      </w:pPr>
-      <w:r>
-        <w:rPr>
-          <w:rFonts w:ascii="Source Sans Pro" w:eastAsia="Source Sans Pro" w:hAnsi="Source Sans Pro" w:cs="Source Sans Pro"/>
-          <w:color w:val="000000"/>
-          <w:sz w:val="19"/>
-          <w:szCs w:val="19"/>
-        </w:rPr>
-        <w:t>Converted detection logic to Sigma rules (detection-as-code) (vendor-neutral format used by enterprise SOCs); performed TCP/IP analysis in Wireshark to detect SYN scans, DNS tunnelling, and plaintext credential exposure on unencrypted sessions.</w:t>
-      </w:r>
-    </w:p>
-    <w:p>
-      <w:pPr>
-        <w:pBdr>
-          <w:bottom w:val="single" w:sz="6" w:space="1" w:color="000000"/>
-        </w:pBdr>
-        <w:spacing w:before="155" w:after="52"/>
-        <w:rPr>
-          <w:rFonts w:ascii="Source Sans Pro" w:eastAsia="Source Sans Pro" w:hAnsi="Source Sans Pro" w:cs="Source Sans Pro"/>
-          <w:b/>
-          <w:bCs/>
-          <w:color w:val="000000"/>
-          <w:sz w:val="22"/>
-          <w:szCs w:val="22"/>
-        </w:rPr>
-      </w:pPr>
-    </w:p>
-    <w:p>
-      <w:pPr>
-        <w:pBdr>
-          <w:bottom w:val="single" w:sz="6" w:space="1" w:color="000000"/>
-        </w:pBdr>
-        <w:spacing w:before="155" w:after="52"/>
-      </w:pPr>
-      <w:r>
-        <w:rPr>
-          <w:rFonts w:ascii="Source Sans Pro" w:eastAsia="Source Sans Pro" w:hAnsi="Source Sans Pro" w:cs="Source Sans Pro"/>
-          <w:b/>
-          <w:bCs/>
-          <w:color w:val="000000"/>
-          <w:sz w:val="22"/>
-          <w:szCs w:val="22"/>
-        </w:rPr>
-        <w:t>Technical Skills</w:t>
-      </w:r>
-    </w:p>
-    <w:p>
-      <w:pPr>
-        <w:spacing w:before="24" w:after="24"/>
-      </w:pPr>
-      <w:r>
-        <w:rPr>
-          <w:rFonts w:ascii="Source Sans Pro" w:eastAsia="Source Sans Pro" w:hAnsi="Source Sans Pro" w:cs="Source Sans Pro"/>
-          <w:b/>
-          <w:sz w:val="19"/>
-          <w:szCs w:val="19"/>
-        </w:rPr>
-        <w:t xml:space="preserve">SOC Operations: </w:t>
-      </w:r>
-      <w:r>
-        <w:rPr>
-          <w:rFonts w:ascii="Source Sans Pro" w:eastAsia="Source Sans Pro" w:hAnsi="Source Sans Pro" w:cs="Source Sans Pro"/>
-          <w:sz w:val="19"/>
-          <w:szCs w:val="19"/>
-        </w:rPr>
-        <w:t>Alert triage, incident investigation, log analysis, threat detection, escalation, false positive analysis</w:t>
-      </w:r>
-    </w:p>
-    <w:p>
-      <w:pPr>
-        <w:spacing w:before="24" w:after="24"/>
-      </w:pPr>
-      <w:r>
-        <w:rPr>
-          <w:rFonts w:ascii="Source Sans Pro" w:eastAsia="Source Sans Pro" w:hAnsi="Source Sans Pro" w:cs="Source Sans Pro"/>
-          <w:b/>
-          <w:sz w:val="19"/>
-          <w:szCs w:val="19"/>
-        </w:rPr>
-        <w:t xml:space="preserve">SIEM &amp; Monitoring: </w:t>
-      </w:r>
-      <w:r>
-        <w:rPr>
-          <w:rFonts w:ascii="Source Sans Pro" w:eastAsia="Source Sans Pro" w:hAnsi="Source Sans Pro" w:cs="Source Sans Pro"/>
-          <w:sz w:val="19"/>
-          <w:szCs w:val="19"/>
-        </w:rPr>
-        <w:t>Splunk (SPL), Elastic SIEM (basic), Windows Event Logs, Sysmon, Wireshark</w:t>
-      </w:r>
-    </w:p>
-    <w:p>
-      <w:pPr>
-        <w:spacing w:before="24" w:after="24"/>
-      </w:pPr>
-      <w:r>
-        <w:rPr>
-          <w:rFonts w:ascii="Source Sans Pro" w:eastAsia="Source Sans Pro" w:hAnsi="Source Sans Pro" w:cs="Source Sans Pro"/>
-          <w:b/>
-          <w:sz w:val="19"/>
-          <w:szCs w:val="19"/>
-        </w:rPr>
-        <w:t xml:space="preserve">Threat Intelligence: </w:t>
-      </w:r>
-      <w:r>
-        <w:rPr>
-          <w:rFonts w:ascii="Source Sans Pro" w:eastAsia="Source Sans Pro" w:hAnsi="Source Sans Pro" w:cs="Source Sans Pro"/>
-          <w:sz w:val="19"/>
-          <w:szCs w:val="19"/>
-        </w:rPr>
-        <w:t>MITRE ATT&amp;CK, IOC analysis, VirusTotal, OSINT enrichment, Cyber Kill Chain</w:t>
-      </w:r>
-    </w:p>
-    <w:p>
-      <w:pPr>
-        <w:spacing w:before="24" w:after="24"/>
-      </w:pPr>
-      <w:r>
-        <w:rPr>
-          <w:rFonts w:ascii="Source Sans Pro" w:eastAsia="Source Sans Pro" w:hAnsi="Source Sans Pro" w:cs="Source Sans Pro"/>
-          <w:b/>
-          <w:sz w:val="19"/>
-          <w:szCs w:val="19"/>
-        </w:rPr>
-        <w:t xml:space="preserve">Systems &amp; Networking: </w:t>
-      </w:r>
-      <w:r>
-        <w:rPr>
-          <w:rFonts w:ascii="Source Sans Pro" w:eastAsia="Source Sans Pro" w:hAnsi="Source Sans Pro" w:cs="Source Sans Pro"/>
-          <w:sz w:val="19"/>
-          <w:szCs w:val="19"/>
-        </w:rPr>
-        <w:t>Windows internals, Linux fundamentals, TCP/IP, DNS, HTTP/S, firewall and IDS/IPS concepts</w:t>
-      </w:r>
-    </w:p>
-    <w:p>
-      <w:pPr>
-        <w:spacing w:before="24" w:after="24"/>
-      </w:pPr>
-      <w:r>
-        <w:rPr>
-          <w:rFonts w:ascii="Source Sans Pro" w:eastAsia="Source Sans Pro" w:hAnsi="Source Sans Pro" w:cs="Source Sans Pro"/>
-          <w:b/>
-          <w:sz w:val="19"/>
-          <w:szCs w:val="19"/>
-        </w:rPr>
-        <w:t xml:space="preserve">Automation: </w:t>
-      </w:r>
-      <w:r>
-        <w:rPr>
-          <w:rFonts w:ascii="Source Sans Pro" w:eastAsia="Source Sans Pro" w:hAnsi="Source Sans Pro" w:cs="Source Sans Pro"/>
-          <w:sz w:val="19"/>
-          <w:szCs w:val="19"/>
-        </w:rPr>
-        <w:t>Python, Bash (basic), regular expressions</w:t>
-      </w:r>
-    </w:p>
-    <w:p>
-      <w:pPr>
-        <w:pBdr>
-          <w:bottom w:val="single" w:sz="6" w:space="1" w:color="000000"/>
-        </w:pBdr>
-        <w:spacing w:before="155" w:after="52"/>
-        <w:rPr>
-          <w:rFonts w:ascii="Source Sans Pro" w:eastAsia="Source Sans Pro" w:hAnsi="Source Sans Pro" w:cs="Source Sans Pro"/>
-          <w:b/>
-          <w:bCs/>
-          <w:color w:val="000000"/>
-          <w:sz w:val="22"/>
-          <w:szCs w:val="22"/>
-        </w:rPr>
-      </w:pPr>
-    </w:p>
-    <w:p>
-      <w:pPr>
-        <w:pBdr>
-          <w:bottom w:val="single" w:sz="6" w:space="1" w:color="000000"/>
-        </w:pBdr>
-        <w:spacing w:before="155" w:after="52"/>
-      </w:pPr>
-      <w:r>
-        <w:rPr>
-          <w:rFonts w:ascii="Source Sans Pro" w:eastAsia="Source Sans Pro" w:hAnsi="Source Sans Pro" w:cs="Source Sans Pro"/>
-          <w:b/>
-          <w:bCs/>
-          <w:color w:val="000000"/>
-          <w:sz w:val="22"/>
-          <w:szCs w:val="22"/>
-        </w:rPr>
-        <w:t>Certifications</w:t>
+        <w:spacing w:before="39" w:after="39"/>
+      </w:pPr>
+      <w:r>
+        <w:rPr>
+          <w:rFonts w:ascii="Source Sans Pro" w:eastAsia="Source Sans Pro" w:hAnsi="Source Sans Pro" w:cs="Source Sans Pro"/>
+          <w:color w:val="000000"/>
+          <w:sz w:val="19"/>
+          <w:szCs w:val="19"/>
+        </w:rPr>
+        <w:t>Developed SOAR-style pipeline: Python script ingests Splunk alerts, enriches with VirusTotal API, and dispatches Telegram notifications with severity classification, reducing mean time to triage by 50% (EPSS 9.5).</w:t>
       </w:r>
     </w:p>
     <w:p>
@@ -926,16 +723,187 @@
           <w:ilvl w:val="0"/>
           <w:numId w:val="2"/>
         </w:numPr>
-        <w:spacing w:before="13" w:after="13"/>
-      </w:pPr>
-      <w:r>
-        <w:rPr>
-          <w:rFonts w:ascii="Source Sans Pro" w:eastAsia="Source Sans Pro" w:hAnsi="Source Sans Pro" w:cs="Source Sans Pro"/>
-          <w:color w:val="000000"/>
-          <w:sz w:val="19"/>
-          <w:szCs w:val="19"/>
-        </w:rPr>
-        <w:t>CompTIA Security+ SY0-701  —  in progress, exam target Q3 2026</w:t>
+        <w:spacing w:before="13" w:after="41"/>
+      </w:pPr>
+      <w:r>
+        <w:rPr>
+          <w:rFonts w:ascii="Source Sans Pro" w:eastAsia="Source Sans Pro" w:hAnsi="Source Sans Pro" w:cs="Source Sans Pro"/>
+          <w:color w:val="000000"/>
+          <w:sz w:val="19"/>
+          <w:szCs w:val="19"/>
+        </w:rPr>
+        <w:t>Converted detection logic to Sigma rules (detection-as-code) in vendor-neutral format; analyzed TCP/IP traffic in Wireshark for SYN scans, DNS tunnelling, and plaintext credential exposure.</w:t>
+      </w:r>
+    </w:p>
+    <w:p>
+      <w:pPr>
+        <w:pStyle w:val="ListParagraph"/>
+        <w:spacing w:before="26" w:after="26"/>
+        <w:ind w:left="450"/>
+      </w:pPr>
+    </w:p>
+    <w:p>
+      <w:pPr>
+        <w:pBdr>
+          <w:bottom w:val="single" w:sz="6" w:space="1" w:color="000000"/>
+        </w:pBdr>
+        <w:spacing w:before="145" w:after="0"/>
+      </w:pPr>
+      <w:r>
+        <w:rPr>
+          <w:rFonts w:ascii="Source Sans Pro" w:eastAsia="Source Sans Pro" w:hAnsi="Source Sans Pro" w:cs="Source Sans Pro"/>
+          <w:b/>
+          <w:bCs/>
+          <w:color w:val="000000"/>
+          <w:sz w:val="22"/>
+          <w:szCs w:val="22"/>
+        </w:rPr>
+        <w:t>Technical Skills</w:t>
+      </w:r>
+    </w:p>
+    <w:p>
+      <w:pPr>
+        <w:spacing w:before="50" w:after="50"/>
+      </w:pPr>
+      <w:r>
+        <w:rPr>
+          <w:rFonts w:ascii="Source Sans Pro" w:eastAsia="Source Sans Pro" w:hAnsi="Source Sans Pro" w:cs="Source Sans Pro"/>
+          <w:b/>
+          <w:sz w:val="19"/>
+          <w:szCs w:val="19"/>
+        </w:rPr>
+        <w:t xml:space="preserve">SOC Operations: </w:t>
+      </w:r>
+      <w:r>
+        <w:rPr>
+          <w:rFonts w:ascii="Source Sans Pro" w:eastAsia="Source Sans Pro" w:hAnsi="Source Sans Pro" w:cs="Source Sans Pro"/>
+          <w:sz w:val="19"/>
+          <w:szCs w:val="19"/>
+        </w:rPr>
+        <w:t>Alert triage, incident investigation, log analysis, threat detection, escalation, false positive analysis</w:t>
+      </w:r>
+    </w:p>
+    <w:p>
+      <w:pPr>
+        <w:spacing w:before="50" w:after="50"/>
+      </w:pPr>
+      <w:r>
+        <w:rPr>
+          <w:rFonts w:ascii="Source Sans Pro" w:eastAsia="Source Sans Pro" w:hAnsi="Source Sans Pro" w:cs="Source Sans Pro"/>
+          <w:b/>
+          <w:sz w:val="19"/>
+          <w:szCs w:val="19"/>
+        </w:rPr>
+        <w:t xml:space="preserve">SIEM &amp; Monitoring: </w:t>
+      </w:r>
+      <w:r>
+        <w:rPr>
+          <w:rFonts w:ascii="Source Sans Pro" w:eastAsia="Source Sans Pro" w:hAnsi="Source Sans Pro" w:cs="Source Sans Pro"/>
+          <w:sz w:val="19"/>
+          <w:szCs w:val="19"/>
+        </w:rPr>
+        <w:t>Splunk (SPL), Elastic SIEM (basic), Windows Event Logs, Sysmon, Wireshark</w:t>
+      </w:r>
+    </w:p>
+    <w:p>
+      <w:pPr>
+        <w:spacing w:before="50" w:after="50"/>
+      </w:pPr>
+      <w:r>
+        <w:rPr>
+          <w:rFonts w:ascii="Source Sans Pro" w:eastAsia="Source Sans Pro" w:hAnsi="Source Sans Pro" w:cs="Source Sans Pro"/>
+          <w:b/>
+          <w:sz w:val="19"/>
+          <w:szCs w:val="19"/>
+        </w:rPr>
+        <w:t xml:space="preserve">Threat Intelligence: </w:t>
+      </w:r>
+      <w:r>
+        <w:rPr>
+          <w:rFonts w:ascii="Source Sans Pro" w:eastAsia="Source Sans Pro" w:hAnsi="Source Sans Pro" w:cs="Source Sans Pro"/>
+          <w:sz w:val="19"/>
+          <w:szCs w:val="19"/>
+        </w:rPr>
+        <w:t>MITRE ATT&amp;CK, IOC analysis, VirusTotal, OSINT enrichment, Cyber Kill Chain</w:t>
+      </w:r>
+    </w:p>
+    <w:p>
+      <w:pPr>
+        <w:spacing w:before="50" w:after="50"/>
+      </w:pPr>
+      <w:r>
+        <w:rPr>
+          <w:rFonts w:ascii="Source Sans Pro" w:eastAsia="Source Sans Pro" w:hAnsi="Source Sans Pro" w:cs="Source Sans Pro"/>
+          <w:b/>
+          <w:sz w:val="19"/>
+          <w:szCs w:val="19"/>
+        </w:rPr>
+        <w:t xml:space="preserve">Systems &amp; Networking: </w:t>
+      </w:r>
+      <w:r>
+        <w:rPr>
+          <w:rFonts w:ascii="Source Sans Pro" w:eastAsia="Source Sans Pro" w:hAnsi="Source Sans Pro" w:cs="Source Sans Pro"/>
+          <w:sz w:val="19"/>
+          <w:szCs w:val="19"/>
+        </w:rPr>
+        <w:t>Windows internals, Linux fundamentals, TCP/IP, DNS, HTTP/S, firewall and IDS/IPS concepts</w:t>
+      </w:r>
+    </w:p>
+    <w:p>
+      <w:pPr>
+        <w:spacing w:before="50" w:after="50"/>
+      </w:pPr>
+      <w:r>
+        <w:rPr>
+          <w:rFonts w:ascii="Source Sans Pro" w:eastAsia="Source Sans Pro" w:hAnsi="Source Sans Pro" w:cs="Source Sans Pro"/>
+          <w:b/>
+          <w:sz w:val="19"/>
+          <w:szCs w:val="19"/>
+        </w:rPr>
+        <w:t xml:space="preserve">Automation: </w:t>
+      </w:r>
+      <w:r>
+        <w:rPr>
+          <w:rFonts w:ascii="Source Sans Pro" w:eastAsia="Source Sans Pro" w:hAnsi="Source Sans Pro" w:cs="Source Sans Pro"/>
+          <w:sz w:val="19"/>
+          <w:szCs w:val="19"/>
+        </w:rPr>
+        <w:t>Python, Bash (basic), regular expressions, security</w:t>
+      </w:r>
+    </w:p>
+    <w:p>
+      <w:pPr>
+        <w:pBdr>
+          <w:bottom w:val="single" w:sz="6" w:space="1" w:color="000000"/>
+        </w:pBdr>
+        <w:spacing w:before="26" w:after="26"/>
+        <w:rPr>
+          <w:rFonts w:ascii="Source Sans Pro" w:eastAsia="Source Sans Pro" w:hAnsi="Source Sans Pro" w:cs="Source Sans Pro"/>
+          <w:b/>
+          <w:bCs/>
+          <w:color w:val="000000"/>
+          <w:sz w:val="22"/>
+          <w:szCs w:val="22"/>
+        </w:rPr>
+      </w:pPr>
+    </w:p>
+    <w:p>
+      <w:pPr>
+        <w:pBdr>
+          <w:bottom w:val="single" w:sz="6" w:space="1" w:color="000000"/>
+        </w:pBdr>
+        <w:spacing w:before="145" w:after="0"/>
+      </w:pPr>
+      <w:r>
+        <w:rPr>
+          <w:rFonts w:ascii="Source Sans Pro" w:eastAsia="Source Sans Pro" w:hAnsi="Source Sans Pro" w:cs="Source Sans Pro"/>
+          <w:b/>
+          <w:bCs/>
+          <w:color w:val="000000"/>
+          <w:sz w:val="22"/>
+          <w:szCs w:val="22"/>
+        </w:rPr>
+        <w:t>Certifications</w:t>
       </w:r>
     </w:p>
     <w:p>
@@ -945,7 +913,26 @@
           <w:ilvl w:val="0"/>
           <w:numId w:val="2"/>
         </w:numPr>
-        <w:spacing w:before="13" w:after="13"/>
+        <w:spacing w:before="13" w:after="41"/>
+      </w:pPr>
+      <w:r>
+        <w:rPr>
+          <w:rFonts w:ascii="Source Sans Pro" w:eastAsia="Source Sans Pro" w:hAnsi="Source Sans Pro" w:cs="Source Sans Pro"/>
+          <w:color w:val="000000"/>
+          <w:sz w:val="19"/>
+          <w:szCs w:val="19"/>
+        </w:rPr>
+        <w:t>CompTIA Security+ SY0-701  —  in progress, exam target Q3 2026</w:t>
+      </w:r>
+    </w:p>
+    <w:p>
+      <w:pPr>
+        <w:pStyle w:val="ListParagraph"/>
+        <w:numPr>
+          <w:ilvl w:val="0"/>
+          <w:numId w:val="2"/>
+        </w:numPr>
+        <w:spacing w:before="13" w:after="41"/>
       </w:pPr>
       <w:r>
         <w:rPr>

--- a/resumes/Resume_Senior_Penetration_Tester_CGI__MNC_.docx
+++ b/resumes/Resume_Senior_Penetration_Tester_CGI__MNC_.docx
@@ -117,7 +117,7 @@
         <w:pBdr>
           <w:bottom w:val="single" w:sz="6" w:space="1" w:color="000000"/>
         </w:pBdr>
-        <w:spacing w:before="145" w:after="0"/>
+        <w:spacing w:before="116" w:after="0"/>
       </w:pPr>
       <w:r>
         <w:rPr>
@@ -289,7 +289,7 @@
     </w:p>
     <w:p>
       <w:pPr>
-        <w:spacing w:before="26" w:after="26"/>
+        <w:spacing w:before="20" w:after="20"/>
       </w:pPr>
     </w:p>
     <w:p>
@@ -297,7 +297,7 @@
         <w:pBdr>
           <w:bottom w:val="single" w:sz="6" w:space="1" w:color="000000"/>
         </w:pBdr>
-        <w:spacing w:before="145" w:after="0"/>
+        <w:spacing w:before="116" w:after="0"/>
       </w:pPr>
       <w:r>
         <w:rPr>
@@ -404,16 +404,16 @@
           <w:ilvl w:val="0"/>
           <w:numId w:val="2"/>
         </w:numPr>
-        <w:spacing w:before="13" w:after="41"/>
-      </w:pPr>
-      <w:r>
-        <w:rPr>
-          <w:rFonts w:ascii="Source Sans Pro" w:eastAsia="Source Sans Pro" w:hAnsi="Source Sans Pro" w:cs="Source Sans Pro"/>
-          <w:color w:val="000000"/>
-          <w:sz w:val="19"/>
-          <w:szCs w:val="19"/>
-        </w:rPr>
-        <w:t>Triage 50+ weekly seller cases by risk severity and policy exploitability, applying risk-based prioritization logic.</w:t>
+        <w:spacing w:before="13" w:after="33"/>
+      </w:pPr>
+      <w:r>
+        <w:rPr>
+          <w:rFonts w:ascii="Source Sans Pro" w:eastAsia="Source Sans Pro" w:hAnsi="Source Sans Pro" w:cs="Source Sans Pro"/>
+          <w:color w:val="000000"/>
+          <w:sz w:val="19"/>
+          <w:szCs w:val="19"/>
+        </w:rPr>
+        <w:t>Conducted weekly inventory reimbursement case triage by severity and policy eligibility, leveraging structured alert triage and escalation workflow used in cybersecurity operations.</w:t>
       </w:r>
     </w:p>
     <w:p>
@@ -423,16 +423,16 @@
           <w:ilvl w:val="0"/>
           <w:numId w:val="2"/>
         </w:numPr>
-        <w:spacing w:before="13" w:after="41"/>
-      </w:pPr>
-      <w:r>
-        <w:rPr>
-          <w:rFonts w:ascii="Source Sans Pro" w:eastAsia="Source Sans Pro" w:hAnsi="Source Sans Pro" w:cs="Source Sans Pro"/>
-          <w:color w:val="000000"/>
-          <w:sz w:val="19"/>
-          <w:szCs w:val="19"/>
-        </w:rPr>
-        <w:t>Conducted root cause analysis on recurring policy violations, identifying systemic weaknesses and documenting remediation steps.</w:t>
+        <w:spacing w:before="13" w:after="33"/>
+      </w:pPr>
+      <w:r>
+        <w:rPr>
+          <w:rFonts w:ascii="Source Sans Pro" w:eastAsia="Source Sans Pro" w:hAnsi="Source Sans Pro" w:cs="Source Sans Pro"/>
+          <w:color w:val="000000"/>
+          <w:sz w:val="19"/>
+          <w:szCs w:val="19"/>
+        </w:rPr>
+        <w:t>Conducted root cause analysis on seller claims, identifying policy violations and anomalous patterns, and escalated findings to senior reviewers.</w:t>
       </w:r>
     </w:p>
     <w:p>
@@ -442,16 +442,16 @@
           <w:ilvl w:val="0"/>
           <w:numId w:val="2"/>
         </w:numPr>
-        <w:spacing w:before="13" w:after="41"/>
-      </w:pPr>
-      <w:r>
-        <w:rPr>
-          <w:rFonts w:ascii="Source Sans Pro" w:eastAsia="Source Sans Pro" w:hAnsi="Source Sans Pro" w:cs="Source Sans Pro"/>
-          <w:color w:val="000000"/>
-          <w:sz w:val="19"/>
-          <w:szCs w:val="19"/>
-        </w:rPr>
-        <w:t>Maintained audit-ready case documentation with evidence, control decisions, and corrective actions, ensuring SLA adherence and remediation follow-through.</w:t>
+        <w:spacing w:before="13" w:after="33"/>
+      </w:pPr>
+      <w:r>
+        <w:rPr>
+          <w:rFonts w:ascii="Source Sans Pro" w:eastAsia="Source Sans Pro" w:hAnsi="Source Sans Pro" w:cs="Source Sans Pro"/>
+          <w:color w:val="000000"/>
+          <w:sz w:val="19"/>
+          <w:szCs w:val="19"/>
+        </w:rPr>
+        <w:t>Maintained audit-ready case documentation, recording investigation findings, decisions, and corrective actions, ensuring evidence chain-of-custody discipline.</w:t>
       </w:r>
     </w:p>
     <w:p>
@@ -461,7 +461,7 @@
           <w:ilvl w:val="0"/>
           <w:numId w:val="2"/>
         </w:numPr>
-        <w:spacing w:before="13" w:after="41"/>
+        <w:spacing w:before="13" w:after="33"/>
       </w:pPr>
       <w:r>
         <w:rPr>
@@ -494,14 +494,14 @@
     <w:p>
       <w:pPr>
         <w:pStyle w:val="ListParagraph"/>
-        <w:spacing w:before="26" w:after="26"/>
+        <w:spacing w:before="20" w:after="20"/>
         <w:ind w:left="450"/>
       </w:pPr>
     </w:p>
     <w:p>
       <w:pPr>
         <w:pStyle w:val="ListParagraph"/>
-        <w:spacing w:before="26" w:after="26"/>
+        <w:spacing w:before="20" w:after="20"/>
         <w:ind w:left="450"/>
       </w:pPr>
     </w:p>
@@ -510,7 +510,7 @@
         <w:pBdr>
           <w:bottom w:val="single" w:sz="6" w:space="1" w:color="000000"/>
         </w:pBdr>
-        <w:spacing w:before="145" w:after="0"/>
+        <w:spacing w:before="116" w:after="0"/>
       </w:pPr>
       <w:r>
         <w:rPr>
@@ -577,7 +577,7 @@
           <w:ilvl w:val="0"/>
           <w:numId w:val="2"/>
         </w:numPr>
-        <w:spacing w:before="13" w:after="41"/>
+        <w:spacing w:before="13" w:after="33"/>
       </w:pPr>
       <w:r>
         <w:rPr>
@@ -596,7 +596,7 @@
           <w:ilvl w:val="0"/>
           <w:numId w:val="2"/>
         </w:numPr>
-        <w:spacing w:before="13" w:after="41"/>
+        <w:spacing w:before="13" w:after="33"/>
       </w:pPr>
       <w:r>
         <w:rPr>
@@ -615,7 +615,7 @@
           <w:ilvl w:val="0"/>
           <w:numId w:val="2"/>
         </w:numPr>
-        <w:spacing w:before="13" w:after="41"/>
+        <w:spacing w:before="13" w:after="33"/>
       </w:pPr>
       <w:r>
         <w:rPr>
@@ -629,7 +629,7 @@
     </w:p>
     <w:p>
       <w:pPr>
-        <w:spacing w:before="26" w:after="26"/>
+        <w:spacing w:before="20" w:after="20"/>
       </w:pPr>
     </w:p>
     <w:p>
@@ -685,7 +685,7 @@
           <w:ilvl w:val="0"/>
           <w:numId w:val="2"/>
         </w:numPr>
-        <w:spacing w:before="13" w:after="41"/>
+        <w:spacing w:before="13" w:after="33"/>
       </w:pPr>
       <w:r>
         <w:rPr>
@@ -704,16 +704,16 @@
           <w:ilvl w:val="0"/>
           <w:numId w:val="2"/>
         </w:numPr>
-        <w:spacing w:before="39" w:after="39"/>
-      </w:pPr>
-      <w:r>
-        <w:rPr>
-          <w:rFonts w:ascii="Source Sans Pro" w:eastAsia="Source Sans Pro" w:hAnsi="Source Sans Pro" w:cs="Source Sans Pro"/>
-          <w:color w:val="000000"/>
-          <w:sz w:val="19"/>
-          <w:szCs w:val="19"/>
-        </w:rPr>
-        <w:t>Developed SOAR-style pipeline: Python script ingests Splunk alerts, enriches with VirusTotal API, and dispatches Telegram notifications with severity classification, reducing mean time to triage by 50% (EPSS 9.5).</w:t>
+        <w:spacing w:before="13" w:after="33"/>
+      </w:pPr>
+      <w:r>
+        <w:rPr>
+          <w:rFonts w:ascii="Source Sans Pro" w:eastAsia="Source Sans Pro" w:hAnsi="Source Sans Pro" w:cs="Source Sans Pro"/>
+          <w:color w:val="000000"/>
+          <w:sz w:val="19"/>
+          <w:szCs w:val="19"/>
+        </w:rPr>
+        <w:t>Developed SOAR-style detection pipeline: Python script ingests Splunk alerts, enriches with VirusTotal API, and dispatches Telegram notifications with severity classification.</w:t>
       </w:r>
     </w:p>
     <w:p>
@@ -723,7 +723,7 @@
           <w:ilvl w:val="0"/>
           <w:numId w:val="2"/>
         </w:numPr>
-        <w:spacing w:before="13" w:after="41"/>
+        <w:spacing w:before="13" w:after="33"/>
       </w:pPr>
       <w:r>
         <w:rPr>
@@ -738,7 +738,7 @@
     <w:p>
       <w:pPr>
         <w:pStyle w:val="ListParagraph"/>
-        <w:spacing w:before="26" w:after="26"/>
+        <w:spacing w:before="20" w:after="20"/>
         <w:ind w:left="450"/>
       </w:pPr>
     </w:p>
@@ -747,7 +747,7 @@
         <w:pBdr>
           <w:bottom w:val="single" w:sz="6" w:space="1" w:color="000000"/>
         </w:pBdr>
-        <w:spacing w:before="145" w:after="0"/>
+        <w:spacing w:before="116" w:after="0"/>
       </w:pPr>
       <w:r>
         <w:rPr>
@@ -763,7 +763,7 @@
     </w:p>
     <w:p>
       <w:pPr>
-        <w:spacing w:before="50" w:after="50"/>
+        <w:spacing w:before="48" w:after="48"/>
       </w:pPr>
       <w:r>
         <w:rPr>
@@ -785,7 +785,7 @@
     </w:p>
     <w:p>
       <w:pPr>
-        <w:spacing w:before="50" w:after="50"/>
+        <w:spacing w:before="48" w:after="48"/>
       </w:pPr>
       <w:r>
         <w:rPr>
@@ -807,7 +807,7 @@
     </w:p>
     <w:p>
       <w:pPr>
-        <w:spacing w:before="50" w:after="50"/>
+        <w:spacing w:before="48" w:after="48"/>
       </w:pPr>
       <w:r>
         <w:rPr>
@@ -829,7 +829,7 @@
     </w:p>
     <w:p>
       <w:pPr>
-        <w:spacing w:before="50" w:after="50"/>
+        <w:spacing w:before="48" w:after="48"/>
       </w:pPr>
       <w:r>
         <w:rPr>
@@ -851,7 +851,7 @@
     </w:p>
     <w:p>
       <w:pPr>
-        <w:spacing w:before="50" w:after="50"/>
+        <w:spacing w:before="48" w:after="48"/>
       </w:pPr>
       <w:r>
         <w:rPr>
@@ -868,7 +868,7 @@
           <w:sz w:val="19"/>
           <w:szCs w:val="19"/>
         </w:rPr>
-        <w:t>Python, Bash (basic), regular expressions, security</w:t>
+        <w:t>Python, Bash (basic), regular expressions, security, assessment</w:t>
       </w:r>
     </w:p>
     <w:p>
@@ -876,7 +876,7 @@
         <w:pBdr>
           <w:bottom w:val="single" w:sz="6" w:space="1" w:color="000000"/>
         </w:pBdr>
-        <w:spacing w:before="26" w:after="26"/>
+        <w:spacing w:before="20" w:after="20"/>
         <w:rPr>
           <w:rFonts w:ascii="Source Sans Pro" w:eastAsia="Source Sans Pro" w:hAnsi="Source Sans Pro" w:cs="Source Sans Pro"/>
           <w:b/>
@@ -892,7 +892,7 @@
         <w:pBdr>
           <w:bottom w:val="single" w:sz="6" w:space="1" w:color="000000"/>
         </w:pBdr>
-        <w:spacing w:before="145" w:after="0"/>
+        <w:spacing w:before="116" w:after="0"/>
       </w:pPr>
       <w:r>
         <w:rPr>
@@ -913,7 +913,7 @@
           <w:ilvl w:val="0"/>
           <w:numId w:val="2"/>
         </w:numPr>
-        <w:spacing w:before="13" w:after="41"/>
+        <w:spacing w:before="13" w:after="33"/>
       </w:pPr>
       <w:r>
         <w:rPr>
@@ -932,7 +932,7 @@
           <w:ilvl w:val="0"/>
           <w:numId w:val="2"/>
         </w:numPr>
-        <w:spacing w:before="13" w:after="41"/>
+        <w:spacing w:before="13" w:after="33"/>
       </w:pPr>
       <w:r>
         <w:rPr>
